--- a/REI-Recogida-de-datos/Materiales en español/01 - Fase 1 - Informe grupal.docx
+++ b/REI-Recogida-de-datos/Materiales en español/01 - Fase 1 - Informe grupal.docx
@@ -1,6 +1,6 @@
 
 <file path=word/document.xml><?xml version="1.0" encoding="utf-8"?>
-<w:document xmlns:wpc="http://schemas.microsoft.com/office/word/2010/wordprocessingCanvas" xmlns:cx="http://schemas.microsoft.com/office/drawing/2014/chartex" xmlns:cx1="http://schemas.microsoft.com/office/drawing/2015/9/8/chartex" xmlns:cx2="http://schemas.microsoft.com/office/drawing/2015/10/21/chartex" xmlns:cx3="http://schemas.microsoft.com/office/drawing/2016/5/9/chartex" xmlns:cx4="http://schemas.microsoft.com/office/drawing/2016/5/10/chartex" xmlns:cx5="http://schemas.microsoft.com/office/drawing/2016/5/11/chartex" xmlns:cx6="http://schemas.microsoft.com/office/drawing/2016/5/12/chartex" xmlns:cx7="http://schemas.microsoft.com/office/drawing/2016/5/13/chartex" xmlns:cx8="http://schemas.microsoft.com/office/drawing/2016/5/14/chartex" xmlns:mc="http://schemas.openxmlformats.org/markup-compatibility/2006" xmlns:aink="http://schemas.microsoft.com/office/drawing/2016/ink" xmlns:am3d="http://schemas.microsoft.com/office/drawing/2017/model3d" xmlns:o="urn:schemas-microsoft-com:office:office" xmlns:r="http://schemas.openxmlformats.org/officeDocument/2006/relationships" xmlns:m="http://schemas.openxmlformats.org/officeDocument/2006/math" xmlns:v="urn:schemas-microsoft-com:vml" xmlns:wp14="http://schemas.microsoft.com/office/word/2010/wordprocessingDrawing" xmlns:wp="http://schemas.openxmlformats.org/drawingml/2006/wordprocessingDrawing" xmlns:w10="urn:schemas-microsoft-com:office:word" xmlns:w="http://schemas.openxmlformats.org/wordprocessingml/2006/main" xmlns:w14="http://schemas.microsoft.com/office/word/2010/wordml" xmlns:w15="http://schemas.microsoft.com/office/word/2012/wordml" xmlns:w16cid="http://schemas.microsoft.com/office/word/2016/wordml/cid" xmlns:w16se="http://schemas.microsoft.com/office/word/2015/wordml/symex" xmlns:wpg="http://schemas.microsoft.com/office/word/2010/wordprocessingGroup" xmlns:wpi="http://schemas.microsoft.com/office/word/2010/wordprocessingInk" xmlns:wne="http://schemas.microsoft.com/office/word/2006/wordml" xmlns:wps="http://schemas.microsoft.com/office/word/2010/wordprocessingShape" mc:Ignorable="w14 w15 w16se w16cid wp14">
+<w:document xmlns:wpc="http://schemas.microsoft.com/office/word/2010/wordprocessingCanvas" xmlns:cx="http://schemas.microsoft.com/office/drawing/2014/chartex" xmlns:cx1="http://schemas.microsoft.com/office/drawing/2015/9/8/chartex" xmlns:cx2="http://schemas.microsoft.com/office/drawing/2015/10/21/chartex" xmlns:cx3="http://schemas.microsoft.com/office/drawing/2016/5/9/chartex" xmlns:cx4="http://schemas.microsoft.com/office/drawing/2016/5/10/chartex" xmlns:cx5="http://schemas.microsoft.com/office/drawing/2016/5/11/chartex" xmlns:cx6="http://schemas.microsoft.com/office/drawing/2016/5/12/chartex" xmlns:cx7="http://schemas.microsoft.com/office/drawing/2016/5/13/chartex" xmlns:cx8="http://schemas.microsoft.com/office/drawing/2016/5/14/chartex" xmlns:mc="http://schemas.openxmlformats.org/markup-compatibility/2006" xmlns:aink="http://schemas.microsoft.com/office/drawing/2016/ink" xmlns:am3d="http://schemas.microsoft.com/office/drawing/2017/model3d" xmlns:o="urn:schemas-microsoft-com:office:office" xmlns:oel="http://schemas.microsoft.com/office/2019/extlst" xmlns:r="http://schemas.openxmlformats.org/officeDocument/2006/relationships" xmlns:m="http://schemas.openxmlformats.org/officeDocument/2006/math" xmlns:v="urn:schemas-microsoft-com:vml" xmlns:wp14="http://schemas.microsoft.com/office/word/2010/wordprocessingDrawing" xmlns:wp="http://schemas.openxmlformats.org/drawingml/2006/wordprocessingDrawing" xmlns:w10="urn:schemas-microsoft-com:office:word" xmlns:w="http://schemas.openxmlformats.org/wordprocessingml/2006/main" xmlns:w14="http://schemas.microsoft.com/office/word/2010/wordml" xmlns:w15="http://schemas.microsoft.com/office/word/2012/wordml" xmlns:w16cex="http://schemas.microsoft.com/office/word/2018/wordml/cex" xmlns:w16cid="http://schemas.microsoft.com/office/word/2016/wordml/cid" xmlns:w16="http://schemas.microsoft.com/office/word/2018/wordml" xmlns:w16du="http://schemas.microsoft.com/office/word/2023/wordml/word16du" xmlns:w16sdtdh="http://schemas.microsoft.com/office/word/2020/wordml/sdtdatahash" xmlns:w16sdtfl="http://schemas.microsoft.com/office/word/2024/wordml/sdtformatlock" xmlns:w16se="http://schemas.microsoft.com/office/word/2015/wordml/symex" xmlns:wpg="http://schemas.microsoft.com/office/word/2010/wordprocessingGroup" xmlns:wpi="http://schemas.microsoft.com/office/word/2010/wordprocessingInk" xmlns:wne="http://schemas.microsoft.com/office/word/2006/wordml" xmlns:wps="http://schemas.microsoft.com/office/word/2010/wordprocessingShape" mc:Ignorable="w14 w15 w16se w16cid w16 w16cex w16sdtdh w16sdtfl w16du wp14">
   <w:body>
     <w:p>
       <w:pPr>
@@ -23,8 +23,6 @@
           </w14:textOutline>
         </w:rPr>
       </w:pPr>
-      <w:bookmarkStart w:id="0" w:name="_GoBack"/>
-      <w:bookmarkEnd w:id="0"/>
       <w:r>
         <w:rPr>
           <w:rFonts w:ascii="Ink Free" w:eastAsia="Century" w:hAnsi="Ink Free" w:cs="Century"/>
@@ -318,7 +316,7 @@
                 <v:stroke joinstyle="miter"/>
                 <v:path gradientshapeok="t" o:connecttype="rect"/>
               </v:shapetype>
-              <v:shape id="Text Box 4" o:spid="_x0000_s1026" type="#_x0000_t202" style="position:absolute;margin-left:374.55pt;margin-top:11.9pt;width:153pt;height:188.55pt;z-index:251699200;visibility:visible;mso-wrap-style:square;mso-width-percent:0;mso-height-percent:0;mso-wrap-distance-left:9pt;mso-wrap-distance-top:0;mso-wrap-distance-right:9pt;mso-wrap-distance-bottom:0;mso-position-horizontal:absolute;mso-position-horizontal-relative:margin;mso-position-vertical:absolute;mso-position-vertical-relative:text;mso-width-percent:0;mso-height-percent:0;mso-width-relative:margin;mso-height-relative:margin;v-text-anchor:top" o:gfxdata="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" filled="f" stroked="f" strokeweight=".5pt">
+              <v:shape id="Text Box 4" o:spid="_x0000_s1026" type="#_x0000_t202" style="position:absolute;margin-left:374.55pt;margin-top:11.9pt;width:153pt;height:188.55pt;z-index:251699200;visibility:visible;mso-wrap-style:square;mso-width-percent:0;mso-height-percent:0;mso-wrap-distance-left:9pt;mso-wrap-distance-top:0;mso-wrap-distance-right:9pt;mso-wrap-distance-bottom:0;mso-position-horizontal:absolute;mso-position-horizontal-relative:margin;mso-position-vertical:absolute;mso-position-vertical-relative:text;mso-width-percent:0;mso-height-percent:0;mso-width-relative:margin;mso-height-relative:margin;v-text-anchor:top" o:gfxdata="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" filled="f" stroked="f" strokeweight=".5pt">
                 <v:textbox>
                   <w:txbxContent>
                     <w:p>
@@ -448,7 +446,7 @@
     </w:p>
     <w:tbl>
       <w:tblPr>
-        <w:tblStyle w:val="Taulaambquadrcula"/>
+        <w:tblStyle w:val="TableGrid"/>
         <w:tblW w:w="0" w:type="auto"/>
         <w:tblLook w:val="04A0" w:firstRow="1" w:lastRow="0" w:firstColumn="1" w:lastColumn="0" w:noHBand="0" w:noVBand="1"/>
       </w:tblPr>
@@ -513,7 +511,7 @@
     </w:p>
     <w:tbl>
       <w:tblPr>
-        <w:tblStyle w:val="Taulaambquadrcula"/>
+        <w:tblStyle w:val="TableGrid"/>
         <w:tblW w:w="0" w:type="auto"/>
         <w:tblLook w:val="04A0" w:firstRow="1" w:lastRow="0" w:firstColumn="1" w:lastColumn="0" w:noHBand="0" w:noVBand="1"/>
       </w:tblPr>
@@ -671,7 +669,7 @@
     </w:p>
     <w:tbl>
       <w:tblPr>
-        <w:tblStyle w:val="Taulaambquadrcula"/>
+        <w:tblStyle w:val="TableGrid"/>
         <w:tblW w:w="0" w:type="auto"/>
         <w:tblLook w:val="04A0" w:firstRow="1" w:lastRow="0" w:firstColumn="1" w:lastColumn="0" w:noHBand="0" w:noVBand="1"/>
       </w:tblPr>
@@ -1053,7 +1051,7 @@
           </mc:Choice>
           <mc:Fallback>
             <w:pict>
-              <v:shape w14:anchorId="296EAE23" id="Text Box 27" o:spid="_x0000_s1027" type="#_x0000_t202" style="position:absolute;margin-left:296.75pt;margin-top:44.35pt;width:213.45pt;height:102.15pt;z-index:251674624;visibility:visible;mso-wrap-style:square;mso-width-percent:0;mso-height-percent:0;mso-wrap-distance-left:9pt;mso-wrap-distance-top:0;mso-wrap-distance-right:9pt;mso-wrap-distance-bottom:0;mso-position-horizontal:absolute;mso-position-horizontal-relative:text;mso-position-vertical:absolute;mso-position-vertical-relative:text;mso-width-percent:0;mso-height-percent:0;mso-width-relative:margin;mso-height-relative:margin;v-text-anchor:top" o:gfxdata="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" filled="f" stroked="f" strokeweight=".5pt">
+              <v:shape w14:anchorId="296EAE23" id="Text Box 27" o:spid="_x0000_s1027" type="#_x0000_t202" style="position:absolute;margin-left:296.75pt;margin-top:44.35pt;width:213.45pt;height:102.15pt;z-index:251674624;visibility:visible;mso-wrap-style:square;mso-width-percent:0;mso-height-percent:0;mso-wrap-distance-left:9pt;mso-wrap-distance-top:0;mso-wrap-distance-right:9pt;mso-wrap-distance-bottom:0;mso-position-horizontal:absolute;mso-position-horizontal-relative:text;mso-position-vertical:absolute;mso-position-vertical-relative:text;mso-width-percent:0;mso-height-percent:0;mso-width-relative:margin;mso-height-relative:margin;v-text-anchor:top" o:gfxdata="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" filled="f" stroked="f" strokeweight=".5pt">
                 <v:textbox>
                   <w:txbxContent>
                     <w:p>
@@ -1337,7 +1335,7 @@
     </w:p>
     <w:tbl>
       <w:tblPr>
-        <w:tblStyle w:val="Taulaambquadrcula"/>
+        <w:tblStyle w:val="TableGrid"/>
         <w:tblW w:w="9214" w:type="dxa"/>
         <w:jc w:val="center"/>
         <w:tblLook w:val="04A0" w:firstRow="1" w:lastRow="0" w:firstColumn="1" w:lastColumn="0" w:noHBand="0" w:noVBand="1"/>
@@ -2154,20 +2152,35 @@
                             <w:r>
                               <w:t xml:space="preserve">              </w:t>
                             </w:r>
+                            <w:proofErr w:type="spellStart"/>
                             <w:r>
-                              <w:t>Poc segur</w:t>
+                              <w:t>Poc</w:t>
+                            </w:r>
+                            <w:proofErr w:type="spellEnd"/>
+                            <w:r>
+                              <w:t xml:space="preserve"> segur</w:t>
                             </w:r>
                             <w:r>
                               <w:t xml:space="preserve">                </w:t>
                             </w:r>
+                            <w:proofErr w:type="spellStart"/>
                             <w:r>
-                              <w:t>Bastant segur</w:t>
+                              <w:t>Bastant</w:t>
+                            </w:r>
+                            <w:proofErr w:type="spellEnd"/>
+                            <w:r>
+                              <w:t xml:space="preserve"> segur</w:t>
                             </w:r>
                             <w:r>
                               <w:t xml:space="preserve">                   </w:t>
                             </w:r>
+                            <w:proofErr w:type="spellStart"/>
                             <w:r>
-                              <w:t>Totalment segur</w:t>
+                              <w:t>Totalment</w:t>
+                            </w:r>
+                            <w:proofErr w:type="spellEnd"/>
+                            <w:r>
+                              <w:t xml:space="preserve"> segur</w:t>
                             </w:r>
                           </w:p>
                         </w:txbxContent>
@@ -2192,7 +2205,7 @@
           </mc:Choice>
           <mc:Fallback>
             <w:pict>
-              <v:shape w14:anchorId="143AB5AA" id="Text Box 1" o:spid="_x0000_s1028" type="#_x0000_t202" style="position:absolute;margin-left:4.2pt;margin-top:33.15pt;width:378pt;height:39pt;z-index:251701248;visibility:visible;mso-wrap-style:square;mso-width-percent:0;mso-height-percent:0;mso-wrap-distance-left:9pt;mso-wrap-distance-top:0;mso-wrap-distance-right:9pt;mso-wrap-distance-bottom:0;mso-position-horizontal:absolute;mso-position-horizontal-relative:text;mso-position-vertical:absolute;mso-position-vertical-relative:text;mso-width-percent:0;mso-height-percent:0;mso-width-relative:margin;mso-height-relative:margin;v-text-anchor:top" o:gfxdata="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" fillcolor="white [3201]" stroked="f" strokeweight=".5pt">
+              <v:shape w14:anchorId="143AB5AA" id="Text Box 1" o:spid="_x0000_s1028" type="#_x0000_t202" style="position:absolute;margin-left:4.2pt;margin-top:33.15pt;width:378pt;height:39pt;z-index:251701248;visibility:visible;mso-wrap-style:square;mso-width-percent:0;mso-height-percent:0;mso-wrap-distance-left:9pt;mso-wrap-distance-top:0;mso-wrap-distance-right:9pt;mso-wrap-distance-bottom:0;mso-position-horizontal:absolute;mso-position-horizontal-relative:text;mso-position-vertical:absolute;mso-position-vertical-relative:text;mso-width-percent:0;mso-height-percent:0;mso-width-relative:margin;mso-height-relative:margin;v-text-anchor:top" o:gfxdata="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" fillcolor="white [3201]" stroked="f" strokeweight=".5pt">
                 <v:textbox>
                   <w:txbxContent>
                     <w:p>
@@ -2202,20 +2215,35 @@
                       <w:r>
                         <w:t xml:space="preserve">              </w:t>
                       </w:r>
+                      <w:proofErr w:type="spellStart"/>
                       <w:r>
-                        <w:t>Poc segur</w:t>
+                        <w:t>Poc</w:t>
+                      </w:r>
+                      <w:proofErr w:type="spellEnd"/>
+                      <w:r>
+                        <w:t xml:space="preserve"> segur</w:t>
                       </w:r>
                       <w:r>
                         <w:t xml:space="preserve">                </w:t>
                       </w:r>
+                      <w:proofErr w:type="spellStart"/>
                       <w:r>
-                        <w:t>Bastant segur</w:t>
+                        <w:t>Bastant</w:t>
+                      </w:r>
+                      <w:proofErr w:type="spellEnd"/>
+                      <w:r>
+                        <w:t xml:space="preserve"> segur</w:t>
                       </w:r>
                       <w:r>
                         <w:t xml:space="preserve">                   </w:t>
                       </w:r>
+                      <w:proofErr w:type="spellStart"/>
                       <w:r>
-                        <w:t>Totalment segur</w:t>
+                        <w:t>Totalment</w:t>
+                      </w:r>
+                      <w:proofErr w:type="spellEnd"/>
+                      <w:r>
+                        <w:t xml:space="preserve"> segur</w:t>
                       </w:r>
                     </w:p>
                   </w:txbxContent>
@@ -2289,7 +2317,7 @@
               </wp:anchor>
             </w:drawing>
           </mc:Choice>
-          <mc:Fallback xmlns:oel="http://schemas.microsoft.com/office/2019/extlst" xmlns:w16cex="http://schemas.microsoft.com/office/word/2018/wordml/cex" xmlns:w16="http://schemas.microsoft.com/office/word/2018/wordml" xmlns:w16du="http://schemas.microsoft.com/office/word/2023/wordml/word16du" xmlns:w16sdtdh="http://schemas.microsoft.com/office/word/2020/wordml/sdtdatahash" xmlns:w16sdtfl="http://schemas.microsoft.com/office/word/2024/wordml/sdtformatlock">
+          <mc:Fallback>
             <w:pict>
               <v:line w14:anchorId="31338FC5" id="Straight Connector 2" o:spid="_x0000_s1026" style="position:absolute;flip:y;z-index:251702272;visibility:visible;mso-wrap-style:square;mso-height-percent:0;mso-wrap-distance-left:9pt;mso-wrap-distance-top:0;mso-wrap-distance-right:9pt;mso-wrap-distance-bottom:0;mso-position-horizontal:absolute;mso-position-horizontal-relative:text;mso-position-vertical:absolute;mso-position-vertical-relative:text;mso-height-percent:0;mso-height-relative:margin" from="37.55pt,13.85pt" to="320pt,13.85pt" o:gfxdata="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" strokecolor="black [3213]" strokeweight="2.25pt">
                 <v:stroke startarrow="oval" endarrow="oval" joinstyle="miter"/>
@@ -2318,7 +2346,7 @@
 </file>
 
 <file path=word/endnotes.xml><?xml version="1.0" encoding="utf-8"?>
-<w:endnotes xmlns:wpc="http://schemas.microsoft.com/office/word/2010/wordprocessingCanvas" xmlns:cx="http://schemas.microsoft.com/office/drawing/2014/chartex" xmlns:cx1="http://schemas.microsoft.com/office/drawing/2015/9/8/chartex" xmlns:cx2="http://schemas.microsoft.com/office/drawing/2015/10/21/chartex" xmlns:cx3="http://schemas.microsoft.com/office/drawing/2016/5/9/chartex" xmlns:cx4="http://schemas.microsoft.com/office/drawing/2016/5/10/chartex" xmlns:cx5="http://schemas.microsoft.com/office/drawing/2016/5/11/chartex" xmlns:cx6="http://schemas.microsoft.com/office/drawing/2016/5/12/chartex" xmlns:cx7="http://schemas.microsoft.com/office/drawing/2016/5/13/chartex" xmlns:cx8="http://schemas.microsoft.com/office/drawing/2016/5/14/chartex" xmlns:mc="http://schemas.openxmlformats.org/markup-compatibility/2006" xmlns:aink="http://schemas.microsoft.com/office/drawing/2016/ink" xmlns:am3d="http://schemas.microsoft.com/office/drawing/2017/model3d" xmlns:o="urn:schemas-microsoft-com:office:office" xmlns:r="http://schemas.openxmlformats.org/officeDocument/2006/relationships" xmlns:m="http://schemas.openxmlformats.org/officeDocument/2006/math" xmlns:v="urn:schemas-microsoft-com:vml" xmlns:wp14="http://schemas.microsoft.com/office/word/2010/wordprocessingDrawing" xmlns:wp="http://schemas.openxmlformats.org/drawingml/2006/wordprocessingDrawing" xmlns:w10="urn:schemas-microsoft-com:office:word" xmlns:w="http://schemas.openxmlformats.org/wordprocessingml/2006/main" xmlns:w14="http://schemas.microsoft.com/office/word/2010/wordml" xmlns:w15="http://schemas.microsoft.com/office/word/2012/wordml" xmlns:w16cid="http://schemas.microsoft.com/office/word/2016/wordml/cid" xmlns:w16se="http://schemas.microsoft.com/office/word/2015/wordml/symex" xmlns:wpg="http://schemas.microsoft.com/office/word/2010/wordprocessingGroup" xmlns:wpi="http://schemas.microsoft.com/office/word/2010/wordprocessingInk" xmlns:wne="http://schemas.microsoft.com/office/word/2006/wordml" xmlns:wps="http://schemas.microsoft.com/office/word/2010/wordprocessingShape" mc:Ignorable="w14 w15 w16se w16cid wp14">
+<w:endnotes xmlns:wpc="http://schemas.microsoft.com/office/word/2010/wordprocessingCanvas" xmlns:cx="http://schemas.microsoft.com/office/drawing/2014/chartex" xmlns:cx1="http://schemas.microsoft.com/office/drawing/2015/9/8/chartex" xmlns:cx2="http://schemas.microsoft.com/office/drawing/2015/10/21/chartex" xmlns:cx3="http://schemas.microsoft.com/office/drawing/2016/5/9/chartex" xmlns:cx4="http://schemas.microsoft.com/office/drawing/2016/5/10/chartex" xmlns:cx5="http://schemas.microsoft.com/office/drawing/2016/5/11/chartex" xmlns:cx6="http://schemas.microsoft.com/office/drawing/2016/5/12/chartex" xmlns:cx7="http://schemas.microsoft.com/office/drawing/2016/5/13/chartex" xmlns:cx8="http://schemas.microsoft.com/office/drawing/2016/5/14/chartex" xmlns:mc="http://schemas.openxmlformats.org/markup-compatibility/2006" xmlns:aink="http://schemas.microsoft.com/office/drawing/2016/ink" xmlns:am3d="http://schemas.microsoft.com/office/drawing/2017/model3d" xmlns:o="urn:schemas-microsoft-com:office:office" xmlns:oel="http://schemas.microsoft.com/office/2019/extlst" xmlns:r="http://schemas.openxmlformats.org/officeDocument/2006/relationships" xmlns:m="http://schemas.openxmlformats.org/officeDocument/2006/math" xmlns:v="urn:schemas-microsoft-com:vml" xmlns:wp14="http://schemas.microsoft.com/office/word/2010/wordprocessingDrawing" xmlns:wp="http://schemas.openxmlformats.org/drawingml/2006/wordprocessingDrawing" xmlns:w10="urn:schemas-microsoft-com:office:word" xmlns:w="http://schemas.openxmlformats.org/wordprocessingml/2006/main" xmlns:w14="http://schemas.microsoft.com/office/word/2010/wordml" xmlns:w15="http://schemas.microsoft.com/office/word/2012/wordml" xmlns:w16cex="http://schemas.microsoft.com/office/word/2018/wordml/cex" xmlns:w16cid="http://schemas.microsoft.com/office/word/2016/wordml/cid" xmlns:w16="http://schemas.microsoft.com/office/word/2018/wordml" xmlns:w16du="http://schemas.microsoft.com/office/word/2023/wordml/word16du" xmlns:w16sdtdh="http://schemas.microsoft.com/office/word/2020/wordml/sdtdatahash" xmlns:w16sdtfl="http://schemas.microsoft.com/office/word/2024/wordml/sdtformatlock" xmlns:w16se="http://schemas.microsoft.com/office/word/2015/wordml/symex" xmlns:wpg="http://schemas.microsoft.com/office/word/2010/wordprocessingGroup" xmlns:wpi="http://schemas.microsoft.com/office/word/2010/wordprocessingInk" xmlns:wne="http://schemas.microsoft.com/office/word/2006/wordml" xmlns:wps="http://schemas.microsoft.com/office/word/2010/wordprocessingShape" mc:Ignorable="w14 w15 w16se w16cid w16 w16cex w16sdtdh w16sdtfl w16du wp14">
   <w:endnote w:type="separator" w:id="-1">
     <w:p>
       <w:pPr>
@@ -2343,7 +2371,7 @@
 </file>
 
 <file path=word/footer1.xml><?xml version="1.0" encoding="utf-8"?>
-<w:ftr xmlns:wpc="http://schemas.microsoft.com/office/word/2010/wordprocessingCanvas" xmlns:cx="http://schemas.microsoft.com/office/drawing/2014/chartex" xmlns:cx1="http://schemas.microsoft.com/office/drawing/2015/9/8/chartex" xmlns:cx2="http://schemas.microsoft.com/office/drawing/2015/10/21/chartex" xmlns:cx3="http://schemas.microsoft.com/office/drawing/2016/5/9/chartex" xmlns:cx4="http://schemas.microsoft.com/office/drawing/2016/5/10/chartex" xmlns:cx5="http://schemas.microsoft.com/office/drawing/2016/5/11/chartex" xmlns:cx6="http://schemas.microsoft.com/office/drawing/2016/5/12/chartex" xmlns:cx7="http://schemas.microsoft.com/office/drawing/2016/5/13/chartex" xmlns:cx8="http://schemas.microsoft.com/office/drawing/2016/5/14/chartex" xmlns:mc="http://schemas.openxmlformats.org/markup-compatibility/2006" xmlns:aink="http://schemas.microsoft.com/office/drawing/2016/ink" xmlns:am3d="http://schemas.microsoft.com/office/drawing/2017/model3d" xmlns:o="urn:schemas-microsoft-com:office:office" xmlns:r="http://schemas.openxmlformats.org/officeDocument/2006/relationships" xmlns:m="http://schemas.openxmlformats.org/officeDocument/2006/math" xmlns:v="urn:schemas-microsoft-com:vml" xmlns:wp14="http://schemas.microsoft.com/office/word/2010/wordprocessingDrawing" xmlns:wp="http://schemas.openxmlformats.org/drawingml/2006/wordprocessingDrawing" xmlns:w10="urn:schemas-microsoft-com:office:word" xmlns:w="http://schemas.openxmlformats.org/wordprocessingml/2006/main" xmlns:w14="http://schemas.microsoft.com/office/word/2010/wordml" xmlns:w15="http://schemas.microsoft.com/office/word/2012/wordml" xmlns:w16cid="http://schemas.microsoft.com/office/word/2016/wordml/cid" xmlns:w16se="http://schemas.microsoft.com/office/word/2015/wordml/symex" xmlns:wpg="http://schemas.microsoft.com/office/word/2010/wordprocessingGroup" xmlns:wpi="http://schemas.microsoft.com/office/word/2010/wordprocessingInk" xmlns:wne="http://schemas.microsoft.com/office/word/2006/wordml" xmlns:wps="http://schemas.microsoft.com/office/word/2010/wordprocessingShape" mc:Ignorable="w14 w15 w16se w16cid wp14">
+<w:ftr xmlns:wpc="http://schemas.microsoft.com/office/word/2010/wordprocessingCanvas" xmlns:cx="http://schemas.microsoft.com/office/drawing/2014/chartex" xmlns:cx1="http://schemas.microsoft.com/office/drawing/2015/9/8/chartex" xmlns:cx2="http://schemas.microsoft.com/office/drawing/2015/10/21/chartex" xmlns:cx3="http://schemas.microsoft.com/office/drawing/2016/5/9/chartex" xmlns:cx4="http://schemas.microsoft.com/office/drawing/2016/5/10/chartex" xmlns:cx5="http://schemas.microsoft.com/office/drawing/2016/5/11/chartex" xmlns:cx6="http://schemas.microsoft.com/office/drawing/2016/5/12/chartex" xmlns:cx7="http://schemas.microsoft.com/office/drawing/2016/5/13/chartex" xmlns:cx8="http://schemas.microsoft.com/office/drawing/2016/5/14/chartex" xmlns:mc="http://schemas.openxmlformats.org/markup-compatibility/2006" xmlns:aink="http://schemas.microsoft.com/office/drawing/2016/ink" xmlns:am3d="http://schemas.microsoft.com/office/drawing/2017/model3d" xmlns:o="urn:schemas-microsoft-com:office:office" xmlns:oel="http://schemas.microsoft.com/office/2019/extlst" xmlns:r="http://schemas.openxmlformats.org/officeDocument/2006/relationships" xmlns:m="http://schemas.openxmlformats.org/officeDocument/2006/math" xmlns:v="urn:schemas-microsoft-com:vml" xmlns:wp14="http://schemas.microsoft.com/office/word/2010/wordprocessingDrawing" xmlns:wp="http://schemas.openxmlformats.org/drawingml/2006/wordprocessingDrawing" xmlns:w10="urn:schemas-microsoft-com:office:word" xmlns:w="http://schemas.openxmlformats.org/wordprocessingml/2006/main" xmlns:w14="http://schemas.microsoft.com/office/word/2010/wordml" xmlns:w15="http://schemas.microsoft.com/office/word/2012/wordml" xmlns:w16cex="http://schemas.microsoft.com/office/word/2018/wordml/cex" xmlns:w16cid="http://schemas.microsoft.com/office/word/2016/wordml/cid" xmlns:w16="http://schemas.microsoft.com/office/word/2018/wordml" xmlns:w16du="http://schemas.microsoft.com/office/word/2023/wordml/word16du" xmlns:w16sdtdh="http://schemas.microsoft.com/office/word/2020/wordml/sdtdatahash" xmlns:w16sdtfl="http://schemas.microsoft.com/office/word/2024/wordml/sdtformatlock" xmlns:w16se="http://schemas.microsoft.com/office/word/2015/wordml/symex" xmlns:wpg="http://schemas.microsoft.com/office/word/2010/wordprocessingGroup" xmlns:wpi="http://schemas.microsoft.com/office/word/2010/wordprocessingInk" xmlns:wne="http://schemas.microsoft.com/office/word/2006/wordml" xmlns:wps="http://schemas.microsoft.com/office/word/2010/wordprocessingShape" mc:Ignorable="w14 w15 w16se w16cid w16 w16cex w16sdtdh w16sdtfl w16du wp14">
   <w:p>
     <w:pPr>
       <w:pBdr>
@@ -2367,7 +2395,7 @@
 </file>
 
 <file path=word/footer2.xml><?xml version="1.0" encoding="utf-8"?>
-<w:ftr xmlns:wpc="http://schemas.microsoft.com/office/word/2010/wordprocessingCanvas" xmlns:cx="http://schemas.microsoft.com/office/drawing/2014/chartex" xmlns:cx1="http://schemas.microsoft.com/office/drawing/2015/9/8/chartex" xmlns:cx2="http://schemas.microsoft.com/office/drawing/2015/10/21/chartex" xmlns:cx3="http://schemas.microsoft.com/office/drawing/2016/5/9/chartex" xmlns:cx4="http://schemas.microsoft.com/office/drawing/2016/5/10/chartex" xmlns:cx5="http://schemas.microsoft.com/office/drawing/2016/5/11/chartex" xmlns:cx6="http://schemas.microsoft.com/office/drawing/2016/5/12/chartex" xmlns:cx7="http://schemas.microsoft.com/office/drawing/2016/5/13/chartex" xmlns:cx8="http://schemas.microsoft.com/office/drawing/2016/5/14/chartex" xmlns:mc="http://schemas.openxmlformats.org/markup-compatibility/2006" xmlns:aink="http://schemas.microsoft.com/office/drawing/2016/ink" xmlns:am3d="http://schemas.microsoft.com/office/drawing/2017/model3d" xmlns:o="urn:schemas-microsoft-com:office:office" xmlns:r="http://schemas.openxmlformats.org/officeDocument/2006/relationships" xmlns:m="http://schemas.openxmlformats.org/officeDocument/2006/math" xmlns:v="urn:schemas-microsoft-com:vml" xmlns:wp14="http://schemas.microsoft.com/office/word/2010/wordprocessingDrawing" xmlns:wp="http://schemas.openxmlformats.org/drawingml/2006/wordprocessingDrawing" xmlns:w10="urn:schemas-microsoft-com:office:word" xmlns:w="http://schemas.openxmlformats.org/wordprocessingml/2006/main" xmlns:w14="http://schemas.microsoft.com/office/word/2010/wordml" xmlns:w15="http://schemas.microsoft.com/office/word/2012/wordml" xmlns:w16cid="http://schemas.microsoft.com/office/word/2016/wordml/cid" xmlns:w16se="http://schemas.microsoft.com/office/word/2015/wordml/symex" xmlns:wpg="http://schemas.microsoft.com/office/word/2010/wordprocessingGroup" xmlns:wpi="http://schemas.microsoft.com/office/word/2010/wordprocessingInk" xmlns:wne="http://schemas.microsoft.com/office/word/2006/wordml" xmlns:wps="http://schemas.microsoft.com/office/word/2010/wordprocessingShape" mc:Ignorable="w14 w15 w16se w16cid wp14">
+<w:ftr xmlns:wpc="http://schemas.microsoft.com/office/word/2010/wordprocessingCanvas" xmlns:cx="http://schemas.microsoft.com/office/drawing/2014/chartex" xmlns:cx1="http://schemas.microsoft.com/office/drawing/2015/9/8/chartex" xmlns:cx2="http://schemas.microsoft.com/office/drawing/2015/10/21/chartex" xmlns:cx3="http://schemas.microsoft.com/office/drawing/2016/5/9/chartex" xmlns:cx4="http://schemas.microsoft.com/office/drawing/2016/5/10/chartex" xmlns:cx5="http://schemas.microsoft.com/office/drawing/2016/5/11/chartex" xmlns:cx6="http://schemas.microsoft.com/office/drawing/2016/5/12/chartex" xmlns:cx7="http://schemas.microsoft.com/office/drawing/2016/5/13/chartex" xmlns:cx8="http://schemas.microsoft.com/office/drawing/2016/5/14/chartex" xmlns:mc="http://schemas.openxmlformats.org/markup-compatibility/2006" xmlns:aink="http://schemas.microsoft.com/office/drawing/2016/ink" xmlns:am3d="http://schemas.microsoft.com/office/drawing/2017/model3d" xmlns:o="urn:schemas-microsoft-com:office:office" xmlns:oel="http://schemas.microsoft.com/office/2019/extlst" xmlns:r="http://schemas.openxmlformats.org/officeDocument/2006/relationships" xmlns:m="http://schemas.openxmlformats.org/officeDocument/2006/math" xmlns:v="urn:schemas-microsoft-com:vml" xmlns:wp14="http://schemas.microsoft.com/office/word/2010/wordprocessingDrawing" xmlns:wp="http://schemas.openxmlformats.org/drawingml/2006/wordprocessingDrawing" xmlns:w10="urn:schemas-microsoft-com:office:word" xmlns:w="http://schemas.openxmlformats.org/wordprocessingml/2006/main" xmlns:w14="http://schemas.microsoft.com/office/word/2010/wordml" xmlns:w15="http://schemas.microsoft.com/office/word/2012/wordml" xmlns:w16cex="http://schemas.microsoft.com/office/word/2018/wordml/cex" xmlns:w16cid="http://schemas.microsoft.com/office/word/2016/wordml/cid" xmlns:w16="http://schemas.microsoft.com/office/word/2018/wordml" xmlns:w16du="http://schemas.microsoft.com/office/word/2023/wordml/word16du" xmlns:w16sdtdh="http://schemas.microsoft.com/office/word/2020/wordml/sdtdatahash" xmlns:w16sdtfl="http://schemas.microsoft.com/office/word/2024/wordml/sdtformatlock" xmlns:w16se="http://schemas.microsoft.com/office/word/2015/wordml/symex" xmlns:wpg="http://schemas.microsoft.com/office/word/2010/wordprocessingGroup" xmlns:wpi="http://schemas.microsoft.com/office/word/2010/wordprocessingInk" xmlns:wne="http://schemas.microsoft.com/office/word/2006/wordml" xmlns:wps="http://schemas.microsoft.com/office/word/2010/wordprocessingShape" mc:Ignorable="w14 w15 w16se w16cid w16 w16cex w16sdtdh w16sdtfl w16du wp14">
   <w:sdt>
     <w:sdtPr>
       <w:id w:val="-791824222"/>
@@ -2376,11 +2404,10 @@
         <w:docPartUnique/>
       </w:docPartObj>
     </w:sdtPr>
-    <w:sdtEndPr/>
     <w:sdtContent>
       <w:p>
         <w:pPr>
-          <w:pStyle w:val="Peu"/>
+          <w:pStyle w:val="Footer"/>
           <w:jc w:val="right"/>
         </w:pPr>
         <w:r>
@@ -2427,7 +2454,7 @@
 </file>
 
 <file path=word/footer3.xml><?xml version="1.0" encoding="utf-8"?>
-<w:ftr xmlns:wpc="http://schemas.microsoft.com/office/word/2010/wordprocessingCanvas" xmlns:cx="http://schemas.microsoft.com/office/drawing/2014/chartex" xmlns:cx1="http://schemas.microsoft.com/office/drawing/2015/9/8/chartex" xmlns:cx2="http://schemas.microsoft.com/office/drawing/2015/10/21/chartex" xmlns:cx3="http://schemas.microsoft.com/office/drawing/2016/5/9/chartex" xmlns:cx4="http://schemas.microsoft.com/office/drawing/2016/5/10/chartex" xmlns:cx5="http://schemas.microsoft.com/office/drawing/2016/5/11/chartex" xmlns:cx6="http://schemas.microsoft.com/office/drawing/2016/5/12/chartex" xmlns:cx7="http://schemas.microsoft.com/office/drawing/2016/5/13/chartex" xmlns:cx8="http://schemas.microsoft.com/office/drawing/2016/5/14/chartex" xmlns:mc="http://schemas.openxmlformats.org/markup-compatibility/2006" xmlns:aink="http://schemas.microsoft.com/office/drawing/2016/ink" xmlns:am3d="http://schemas.microsoft.com/office/drawing/2017/model3d" xmlns:o="urn:schemas-microsoft-com:office:office" xmlns:r="http://schemas.openxmlformats.org/officeDocument/2006/relationships" xmlns:m="http://schemas.openxmlformats.org/officeDocument/2006/math" xmlns:v="urn:schemas-microsoft-com:vml" xmlns:wp14="http://schemas.microsoft.com/office/word/2010/wordprocessingDrawing" xmlns:wp="http://schemas.openxmlformats.org/drawingml/2006/wordprocessingDrawing" xmlns:w10="urn:schemas-microsoft-com:office:word" xmlns:w="http://schemas.openxmlformats.org/wordprocessingml/2006/main" xmlns:w14="http://schemas.microsoft.com/office/word/2010/wordml" xmlns:w15="http://schemas.microsoft.com/office/word/2012/wordml" xmlns:w16cid="http://schemas.microsoft.com/office/word/2016/wordml/cid" xmlns:w16se="http://schemas.microsoft.com/office/word/2015/wordml/symex" xmlns:wpg="http://schemas.microsoft.com/office/word/2010/wordprocessingGroup" xmlns:wpi="http://schemas.microsoft.com/office/word/2010/wordprocessingInk" xmlns:wne="http://schemas.microsoft.com/office/word/2006/wordml" xmlns:wps="http://schemas.microsoft.com/office/word/2010/wordprocessingShape" mc:Ignorable="w14 w15 w16se w16cid wp14">
+<w:ftr xmlns:wpc="http://schemas.microsoft.com/office/word/2010/wordprocessingCanvas" xmlns:cx="http://schemas.microsoft.com/office/drawing/2014/chartex" xmlns:cx1="http://schemas.microsoft.com/office/drawing/2015/9/8/chartex" xmlns:cx2="http://schemas.microsoft.com/office/drawing/2015/10/21/chartex" xmlns:cx3="http://schemas.microsoft.com/office/drawing/2016/5/9/chartex" xmlns:cx4="http://schemas.microsoft.com/office/drawing/2016/5/10/chartex" xmlns:cx5="http://schemas.microsoft.com/office/drawing/2016/5/11/chartex" xmlns:cx6="http://schemas.microsoft.com/office/drawing/2016/5/12/chartex" xmlns:cx7="http://schemas.microsoft.com/office/drawing/2016/5/13/chartex" xmlns:cx8="http://schemas.microsoft.com/office/drawing/2016/5/14/chartex" xmlns:mc="http://schemas.openxmlformats.org/markup-compatibility/2006" xmlns:aink="http://schemas.microsoft.com/office/drawing/2016/ink" xmlns:am3d="http://schemas.microsoft.com/office/drawing/2017/model3d" xmlns:o="urn:schemas-microsoft-com:office:office" xmlns:oel="http://schemas.microsoft.com/office/2019/extlst" xmlns:r="http://schemas.openxmlformats.org/officeDocument/2006/relationships" xmlns:m="http://schemas.openxmlformats.org/officeDocument/2006/math" xmlns:v="urn:schemas-microsoft-com:vml" xmlns:wp14="http://schemas.microsoft.com/office/word/2010/wordprocessingDrawing" xmlns:wp="http://schemas.openxmlformats.org/drawingml/2006/wordprocessingDrawing" xmlns:w10="urn:schemas-microsoft-com:office:word" xmlns:w="http://schemas.openxmlformats.org/wordprocessingml/2006/main" xmlns:w14="http://schemas.microsoft.com/office/word/2010/wordml" xmlns:w15="http://schemas.microsoft.com/office/word/2012/wordml" xmlns:w16cex="http://schemas.microsoft.com/office/word/2018/wordml/cex" xmlns:w16cid="http://schemas.microsoft.com/office/word/2016/wordml/cid" xmlns:w16="http://schemas.microsoft.com/office/word/2018/wordml" xmlns:w16du="http://schemas.microsoft.com/office/word/2023/wordml/word16du" xmlns:w16sdtdh="http://schemas.microsoft.com/office/word/2020/wordml/sdtdatahash" xmlns:w16sdtfl="http://schemas.microsoft.com/office/word/2024/wordml/sdtformatlock" xmlns:w16se="http://schemas.microsoft.com/office/word/2015/wordml/symex" xmlns:wpg="http://schemas.microsoft.com/office/word/2010/wordprocessingGroup" xmlns:wpi="http://schemas.microsoft.com/office/word/2010/wordprocessingInk" xmlns:wne="http://schemas.microsoft.com/office/word/2006/wordml" xmlns:wps="http://schemas.microsoft.com/office/word/2010/wordprocessingShape" mc:Ignorable="w14 w15 w16se w16cid w16 w16cex w16sdtdh w16sdtfl w16du wp14">
   <w:p>
     <w:pPr>
       <w:pBdr>
@@ -2446,12 +2473,90 @@
         <w:color w:val="000000"/>
       </w:rPr>
     </w:pPr>
+    <w:r>
+      <w:rPr>
+        <w:noProof/>
+      </w:rPr>
+      <w:drawing>
+        <wp:anchor distT="0" distB="0" distL="114300" distR="114300" simplePos="0" relativeHeight="251668480" behindDoc="0" locked="0" layoutInCell="1" allowOverlap="1" wp14:anchorId="0B652C9B" wp14:editId="436CEBA8">
+          <wp:simplePos x="0" y="0"/>
+          <wp:positionH relativeFrom="column">
+            <wp:posOffset>0</wp:posOffset>
+          </wp:positionH>
+          <wp:positionV relativeFrom="paragraph">
+            <wp:posOffset>0</wp:posOffset>
+          </wp:positionV>
+          <wp:extent cx="2092960" cy="556895"/>
+          <wp:effectExtent l="0" t="0" r="2540" b="0"/>
+          <wp:wrapNone/>
+          <wp:docPr id="616149503" name="Picture 2" descr="A grey square with white text&#10;&#10;AI-generated content may be incorrect.">
+            <a:extLst xmlns:a="http://schemas.openxmlformats.org/drawingml/2006/main">
+              <a:ext uri="{FF2B5EF4-FFF2-40B4-BE49-F238E27FC236}">
+                <a16:creationId xmlns:a16="http://schemas.microsoft.com/office/drawing/2014/main" id="{2ADF4236-C311-988C-1EAF-F33444BF8989}"/>
+              </a:ext>
+            </a:extLst>
+          </wp:docPr>
+          <wp:cNvGraphicFramePr>
+            <a:graphicFrameLocks xmlns:a="http://schemas.openxmlformats.org/drawingml/2006/main" noChangeAspect="1"/>
+          </wp:cNvGraphicFramePr>
+          <a:graphic xmlns:a="http://schemas.openxmlformats.org/drawingml/2006/main">
+            <a:graphicData uri="http://schemas.openxmlformats.org/drawingml/2006/picture">
+              <pic:pic xmlns:pic="http://schemas.openxmlformats.org/drawingml/2006/picture">
+                <pic:nvPicPr>
+                  <pic:cNvPr id="1026" name="Picture 2" descr="A grey square with white text&#10;&#10;AI-generated content may be incorrect.">
+                    <a:extLst>
+                      <a:ext uri="{FF2B5EF4-FFF2-40B4-BE49-F238E27FC236}">
+                        <a16:creationId xmlns:a16="http://schemas.microsoft.com/office/drawing/2014/main" id="{2ADF4236-C311-988C-1EAF-F33444BF8989}"/>
+                      </a:ext>
+                    </a:extLst>
+                  </pic:cNvPr>
+                  <pic:cNvPicPr>
+                    <a:picLocks noChangeAspect="1"/>
+                  </pic:cNvPicPr>
+                </pic:nvPicPr>
+                <pic:blipFill rotWithShape="1">
+                  <a:blip r:embed="rId1">
+                    <a:extLst>
+                      <a:ext uri="{28A0092B-C50C-407E-A947-70E740481C1C}">
+                        <a14:useLocalDpi xmlns:a14="http://schemas.microsoft.com/office/drawing/2010/main" val="0"/>
+                      </a:ext>
+                    </a:extLst>
+                  </a:blip>
+                  <a:srcRect r="18171" b="16231"/>
+                  <a:stretch>
+                    <a:fillRect/>
+                  </a:stretch>
+                </pic:blipFill>
+                <pic:spPr bwMode="auto">
+                  <a:xfrm>
+                    <a:off x="0" y="0"/>
+                    <a:ext cx="2092960" cy="556895"/>
+                  </a:xfrm>
+                  <a:prstGeom prst="rect">
+                    <a:avLst/>
+                  </a:prstGeom>
+                  <a:noFill/>
+                  <a:ln>
+                    <a:noFill/>
+                  </a:ln>
+                  <a:extLst>
+                    <a:ext uri="{53640926-AAD7-44D8-BBD7-CCE9431645EC}">
+                      <a14:shadowObscured xmlns:a14="http://schemas.microsoft.com/office/drawing/2010/main"/>
+                    </a:ext>
+                  </a:extLst>
+                </pic:spPr>
+              </pic:pic>
+            </a:graphicData>
+          </a:graphic>
+        </wp:anchor>
+      </w:drawing>
+    </w:r>
   </w:p>
 </w:ftr>
 </file>
 
 <file path=word/footnotes.xml><?xml version="1.0" encoding="utf-8"?>
-<w:footnotes xmlns:wpc="http://schemas.microsoft.com/office/word/2010/wordprocessingCanvas" xmlns:cx="http://schemas.microsoft.com/office/drawing/2014/chartex" xmlns:cx1="http://schemas.microsoft.com/office/drawing/2015/9/8/chartex" xmlns:cx2="http://schemas.microsoft.com/office/drawing/2015/10/21/chartex" xmlns:cx3="http://schemas.microsoft.com/office/drawing/2016/5/9/chartex" xmlns:cx4="http://schemas.microsoft.com/office/drawing/2016/5/10/chartex" xmlns:cx5="http://schemas.microsoft.com/office/drawing/2016/5/11/chartex" xmlns:cx6="http://schemas.microsoft.com/office/drawing/2016/5/12/chartex" xmlns:cx7="http://schemas.microsoft.com/office/drawing/2016/5/13/chartex" xmlns:cx8="http://schemas.microsoft.com/office/drawing/2016/5/14/chartex" xmlns:mc="http://schemas.openxmlformats.org/markup-compatibility/2006" xmlns:aink="http://schemas.microsoft.com/office/drawing/2016/ink" xmlns:am3d="http://schemas.microsoft.com/office/drawing/2017/model3d" xmlns:o="urn:schemas-microsoft-com:office:office" xmlns:r="http://schemas.openxmlformats.org/officeDocument/2006/relationships" xmlns:m="http://schemas.openxmlformats.org/officeDocument/2006/math" xmlns:v="urn:schemas-microsoft-com:vml" xmlns:wp14="http://schemas.microsoft.com/office/word/2010/wordprocessingDrawing" xmlns:wp="http://schemas.openxmlformats.org/drawingml/2006/wordprocessingDrawing" xmlns:w10="urn:schemas-microsoft-com:office:word" xmlns:w="http://schemas.openxmlformats.org/wordprocessingml/2006/main" xmlns:w14="http://schemas.microsoft.com/office/word/2010/wordml" xmlns:w15="http://schemas.microsoft.com/office/word/2012/wordml" xmlns:w16cid="http://schemas.microsoft.com/office/word/2016/wordml/cid" xmlns:w16se="http://schemas.microsoft.com/office/word/2015/wordml/symex" xmlns:wpg="http://schemas.microsoft.com/office/word/2010/wordprocessingGroup" xmlns:wpi="http://schemas.microsoft.com/office/word/2010/wordprocessingInk" xmlns:wne="http://schemas.microsoft.com/office/word/2006/wordml" xmlns:wps="http://schemas.microsoft.com/office/word/2010/wordprocessingShape" mc:Ignorable="w14 w15 w16se w16cid wp14">
+<w:footnotes xmlns:wpc="http://schemas.microsoft.com/office/word/2010/wordprocessingCanvas" xmlns:cx="http://schemas.microsoft.com/office/drawing/2014/chartex" xmlns:cx1="http://schemas.microsoft.com/office/drawing/2015/9/8/chartex" xmlns:cx2="http://schemas.microsoft.com/office/drawing/2015/10/21/chartex" xmlns:cx3="http://schemas.microsoft.com/office/drawing/2016/5/9/chartex" xmlns:cx4="http://schemas.microsoft.com/office/drawing/2016/5/10/chartex" xmlns:cx5="http://schemas.microsoft.com/office/drawing/2016/5/11/chartex" xmlns:cx6="http://schemas.microsoft.com/office/drawing/2016/5/12/chartex" xmlns:cx7="http://schemas.microsoft.com/office/drawing/2016/5/13/chartex" xmlns:cx8="http://schemas.microsoft.com/office/drawing/2016/5/14/chartex" xmlns:mc="http://schemas.openxmlformats.org/markup-compatibility/2006" xmlns:aink="http://schemas.microsoft.com/office/drawing/2016/ink" xmlns:am3d="http://schemas.microsoft.com/office/drawing/2017/model3d" xmlns:o="urn:schemas-microsoft-com:office:office" xmlns:oel="http://schemas.microsoft.com/office/2019/extlst" xmlns:r="http://schemas.openxmlformats.org/officeDocument/2006/relationships" xmlns:m="http://schemas.openxmlformats.org/officeDocument/2006/math" xmlns:v="urn:schemas-microsoft-com:vml" xmlns:wp14="http://schemas.microsoft.com/office/word/2010/wordprocessingDrawing" xmlns:wp="http://schemas.openxmlformats.org/drawingml/2006/wordprocessingDrawing" xmlns:w10="urn:schemas-microsoft-com:office:word" xmlns:w="http://schemas.openxmlformats.org/wordprocessingml/2006/main" xmlns:w14="http://schemas.microsoft.com/office/word/2010/wordml" xmlns:w15="http://schemas.microsoft.com/office/word/2012/wordml" xmlns:w16cex="http://schemas.microsoft.com/office/word/2018/wordml/cex" xmlns:w16cid="http://schemas.microsoft.com/office/word/2016/wordml/cid" xmlns:w16="http://schemas.microsoft.com/office/word/2018/wordml" xmlns:w16du="http://schemas.microsoft.com/office/word/2023/wordml/word16du" xmlns:w16sdtdh="http://schemas.microsoft.com/office/word/2020/wordml/sdtdatahash" xmlns:w16sdtfl="http://schemas.microsoft.com/office/word/2024/wordml/sdtformatlock" xmlns:w16se="http://schemas.microsoft.com/office/word/2015/wordml/symex" xmlns:wpg="http://schemas.microsoft.com/office/word/2010/wordprocessingGroup" xmlns:wpi="http://schemas.microsoft.com/office/word/2010/wordprocessingInk" xmlns:wne="http://schemas.microsoft.com/office/word/2006/wordml" xmlns:wps="http://schemas.microsoft.com/office/word/2010/wordprocessingShape" mc:Ignorable="w14 w15 w16se w16cid w16 w16cex w16sdtdh w16sdtfl w16du wp14">
   <w:footnote w:type="separator" w:id="-1">
     <w:p>
       <w:pPr>
@@ -2476,7 +2581,7 @@
 </file>
 
 <file path=word/header1.xml><?xml version="1.0" encoding="utf-8"?>
-<w:hdr xmlns:wpc="http://schemas.microsoft.com/office/word/2010/wordprocessingCanvas" xmlns:cx="http://schemas.microsoft.com/office/drawing/2014/chartex" xmlns:cx1="http://schemas.microsoft.com/office/drawing/2015/9/8/chartex" xmlns:cx2="http://schemas.microsoft.com/office/drawing/2015/10/21/chartex" xmlns:cx3="http://schemas.microsoft.com/office/drawing/2016/5/9/chartex" xmlns:cx4="http://schemas.microsoft.com/office/drawing/2016/5/10/chartex" xmlns:cx5="http://schemas.microsoft.com/office/drawing/2016/5/11/chartex" xmlns:cx6="http://schemas.microsoft.com/office/drawing/2016/5/12/chartex" xmlns:cx7="http://schemas.microsoft.com/office/drawing/2016/5/13/chartex" xmlns:cx8="http://schemas.microsoft.com/office/drawing/2016/5/14/chartex" xmlns:mc="http://schemas.openxmlformats.org/markup-compatibility/2006" xmlns:aink="http://schemas.microsoft.com/office/drawing/2016/ink" xmlns:am3d="http://schemas.microsoft.com/office/drawing/2017/model3d" xmlns:o="urn:schemas-microsoft-com:office:office" xmlns:r="http://schemas.openxmlformats.org/officeDocument/2006/relationships" xmlns:m="http://schemas.openxmlformats.org/officeDocument/2006/math" xmlns:v="urn:schemas-microsoft-com:vml" xmlns:wp14="http://schemas.microsoft.com/office/word/2010/wordprocessingDrawing" xmlns:wp="http://schemas.openxmlformats.org/drawingml/2006/wordprocessingDrawing" xmlns:w10="urn:schemas-microsoft-com:office:word" xmlns:w="http://schemas.openxmlformats.org/wordprocessingml/2006/main" xmlns:w14="http://schemas.microsoft.com/office/word/2010/wordml" xmlns:w15="http://schemas.microsoft.com/office/word/2012/wordml" xmlns:w16cid="http://schemas.microsoft.com/office/word/2016/wordml/cid" xmlns:w16se="http://schemas.microsoft.com/office/word/2015/wordml/symex" xmlns:wpg="http://schemas.microsoft.com/office/word/2010/wordprocessingGroup" xmlns:wpi="http://schemas.microsoft.com/office/word/2010/wordprocessingInk" xmlns:wne="http://schemas.microsoft.com/office/word/2006/wordml" xmlns:wps="http://schemas.microsoft.com/office/word/2010/wordprocessingShape" mc:Ignorable="w14 w15 w16se w16cid wp14">
+<w:hdr xmlns:wpc="http://schemas.microsoft.com/office/word/2010/wordprocessingCanvas" xmlns:cx="http://schemas.microsoft.com/office/drawing/2014/chartex" xmlns:cx1="http://schemas.microsoft.com/office/drawing/2015/9/8/chartex" xmlns:cx2="http://schemas.microsoft.com/office/drawing/2015/10/21/chartex" xmlns:cx3="http://schemas.microsoft.com/office/drawing/2016/5/9/chartex" xmlns:cx4="http://schemas.microsoft.com/office/drawing/2016/5/10/chartex" xmlns:cx5="http://schemas.microsoft.com/office/drawing/2016/5/11/chartex" xmlns:cx6="http://schemas.microsoft.com/office/drawing/2016/5/12/chartex" xmlns:cx7="http://schemas.microsoft.com/office/drawing/2016/5/13/chartex" xmlns:cx8="http://schemas.microsoft.com/office/drawing/2016/5/14/chartex" xmlns:mc="http://schemas.openxmlformats.org/markup-compatibility/2006" xmlns:aink="http://schemas.microsoft.com/office/drawing/2016/ink" xmlns:am3d="http://schemas.microsoft.com/office/drawing/2017/model3d" xmlns:o="urn:schemas-microsoft-com:office:office" xmlns:oel="http://schemas.microsoft.com/office/2019/extlst" xmlns:r="http://schemas.openxmlformats.org/officeDocument/2006/relationships" xmlns:m="http://schemas.openxmlformats.org/officeDocument/2006/math" xmlns:v="urn:schemas-microsoft-com:vml" xmlns:wp14="http://schemas.microsoft.com/office/word/2010/wordprocessingDrawing" xmlns:wp="http://schemas.openxmlformats.org/drawingml/2006/wordprocessingDrawing" xmlns:w10="urn:schemas-microsoft-com:office:word" xmlns:w="http://schemas.openxmlformats.org/wordprocessingml/2006/main" xmlns:w14="http://schemas.microsoft.com/office/word/2010/wordml" xmlns:w15="http://schemas.microsoft.com/office/word/2012/wordml" xmlns:w16cex="http://schemas.microsoft.com/office/word/2018/wordml/cex" xmlns:w16cid="http://schemas.microsoft.com/office/word/2016/wordml/cid" xmlns:w16="http://schemas.microsoft.com/office/word/2018/wordml" xmlns:w16du="http://schemas.microsoft.com/office/word/2023/wordml/word16du" xmlns:w16sdtdh="http://schemas.microsoft.com/office/word/2020/wordml/sdtdatahash" xmlns:w16sdtfl="http://schemas.microsoft.com/office/word/2024/wordml/sdtformatlock" xmlns:w16se="http://schemas.microsoft.com/office/word/2015/wordml/symex" xmlns:wpg="http://schemas.microsoft.com/office/word/2010/wordprocessingGroup" xmlns:wpi="http://schemas.microsoft.com/office/word/2010/wordprocessingInk" xmlns:wne="http://schemas.microsoft.com/office/word/2006/wordml" xmlns:wps="http://schemas.microsoft.com/office/word/2010/wordprocessingShape" mc:Ignorable="w14 w15 w16se w16cid w16 w16cex w16sdtdh w16sdtfl w16du wp14">
   <w:p>
     <w:pPr>
       <w:pBdr>
@@ -2497,7 +2602,7 @@
 </file>
 
 <file path=word/header2.xml><?xml version="1.0" encoding="utf-8"?>
-<w:hdr xmlns:wpc="http://schemas.microsoft.com/office/word/2010/wordprocessingCanvas" xmlns:cx="http://schemas.microsoft.com/office/drawing/2014/chartex" xmlns:cx1="http://schemas.microsoft.com/office/drawing/2015/9/8/chartex" xmlns:cx2="http://schemas.microsoft.com/office/drawing/2015/10/21/chartex" xmlns:cx3="http://schemas.microsoft.com/office/drawing/2016/5/9/chartex" xmlns:cx4="http://schemas.microsoft.com/office/drawing/2016/5/10/chartex" xmlns:cx5="http://schemas.microsoft.com/office/drawing/2016/5/11/chartex" xmlns:cx6="http://schemas.microsoft.com/office/drawing/2016/5/12/chartex" xmlns:cx7="http://schemas.microsoft.com/office/drawing/2016/5/13/chartex" xmlns:cx8="http://schemas.microsoft.com/office/drawing/2016/5/14/chartex" xmlns:mc="http://schemas.openxmlformats.org/markup-compatibility/2006" xmlns:aink="http://schemas.microsoft.com/office/drawing/2016/ink" xmlns:am3d="http://schemas.microsoft.com/office/drawing/2017/model3d" xmlns:o="urn:schemas-microsoft-com:office:office" xmlns:r="http://schemas.openxmlformats.org/officeDocument/2006/relationships" xmlns:m="http://schemas.openxmlformats.org/officeDocument/2006/math" xmlns:v="urn:schemas-microsoft-com:vml" xmlns:wp14="http://schemas.microsoft.com/office/word/2010/wordprocessingDrawing" xmlns:wp="http://schemas.openxmlformats.org/drawingml/2006/wordprocessingDrawing" xmlns:w10="urn:schemas-microsoft-com:office:word" xmlns:w="http://schemas.openxmlformats.org/wordprocessingml/2006/main" xmlns:w14="http://schemas.microsoft.com/office/word/2010/wordml" xmlns:w15="http://schemas.microsoft.com/office/word/2012/wordml" xmlns:w16cid="http://schemas.microsoft.com/office/word/2016/wordml/cid" xmlns:w16se="http://schemas.microsoft.com/office/word/2015/wordml/symex" xmlns:wpg="http://schemas.microsoft.com/office/word/2010/wordprocessingGroup" xmlns:wpi="http://schemas.microsoft.com/office/word/2010/wordprocessingInk" xmlns:wne="http://schemas.microsoft.com/office/word/2006/wordml" xmlns:wps="http://schemas.microsoft.com/office/word/2010/wordprocessingShape" mc:Ignorable="w14 w15 w16se w16cid wp14">
+<w:hdr xmlns:wpc="http://schemas.microsoft.com/office/word/2010/wordprocessingCanvas" xmlns:cx="http://schemas.microsoft.com/office/drawing/2014/chartex" xmlns:cx1="http://schemas.microsoft.com/office/drawing/2015/9/8/chartex" xmlns:cx2="http://schemas.microsoft.com/office/drawing/2015/10/21/chartex" xmlns:cx3="http://schemas.microsoft.com/office/drawing/2016/5/9/chartex" xmlns:cx4="http://schemas.microsoft.com/office/drawing/2016/5/10/chartex" xmlns:cx5="http://schemas.microsoft.com/office/drawing/2016/5/11/chartex" xmlns:cx6="http://schemas.microsoft.com/office/drawing/2016/5/12/chartex" xmlns:cx7="http://schemas.microsoft.com/office/drawing/2016/5/13/chartex" xmlns:cx8="http://schemas.microsoft.com/office/drawing/2016/5/14/chartex" xmlns:mc="http://schemas.openxmlformats.org/markup-compatibility/2006" xmlns:aink="http://schemas.microsoft.com/office/drawing/2016/ink" xmlns:am3d="http://schemas.microsoft.com/office/drawing/2017/model3d" xmlns:o="urn:schemas-microsoft-com:office:office" xmlns:oel="http://schemas.microsoft.com/office/2019/extlst" xmlns:r="http://schemas.openxmlformats.org/officeDocument/2006/relationships" xmlns:m="http://schemas.openxmlformats.org/officeDocument/2006/math" xmlns:v="urn:schemas-microsoft-com:vml" xmlns:wp14="http://schemas.microsoft.com/office/word/2010/wordprocessingDrawing" xmlns:wp="http://schemas.openxmlformats.org/drawingml/2006/wordprocessingDrawing" xmlns:w10="urn:schemas-microsoft-com:office:word" xmlns:w="http://schemas.openxmlformats.org/wordprocessingml/2006/main" xmlns:w14="http://schemas.microsoft.com/office/word/2010/wordml" xmlns:w15="http://schemas.microsoft.com/office/word/2012/wordml" xmlns:w16cex="http://schemas.microsoft.com/office/word/2018/wordml/cex" xmlns:w16cid="http://schemas.microsoft.com/office/word/2016/wordml/cid" xmlns:w16="http://schemas.microsoft.com/office/word/2018/wordml" xmlns:w16du="http://schemas.microsoft.com/office/word/2023/wordml/word16du" xmlns:w16sdtdh="http://schemas.microsoft.com/office/word/2020/wordml/sdtdatahash" xmlns:w16sdtfl="http://schemas.microsoft.com/office/word/2024/wordml/sdtformatlock" xmlns:w16se="http://schemas.microsoft.com/office/word/2015/wordml/symex" xmlns:wpg="http://schemas.microsoft.com/office/word/2010/wordprocessingGroup" xmlns:wpi="http://schemas.microsoft.com/office/word/2010/wordprocessingInk" xmlns:wne="http://schemas.microsoft.com/office/word/2006/wordml" xmlns:wps="http://schemas.microsoft.com/office/word/2010/wordprocessingShape" mc:Ignorable="w14 w15 w16se w16cid w16 w16cex w16sdtdh w16sdtfl w16du wp14">
   <w:p>
     <w:pPr>
       <w:pBdr>
@@ -2535,7 +2640,7 @@
 </file>
 
 <file path=word/header3.xml><?xml version="1.0" encoding="utf-8"?>
-<w:hdr xmlns:wpc="http://schemas.microsoft.com/office/word/2010/wordprocessingCanvas" xmlns:cx="http://schemas.microsoft.com/office/drawing/2014/chartex" xmlns:cx1="http://schemas.microsoft.com/office/drawing/2015/9/8/chartex" xmlns:cx2="http://schemas.microsoft.com/office/drawing/2015/10/21/chartex" xmlns:cx3="http://schemas.microsoft.com/office/drawing/2016/5/9/chartex" xmlns:cx4="http://schemas.microsoft.com/office/drawing/2016/5/10/chartex" xmlns:cx5="http://schemas.microsoft.com/office/drawing/2016/5/11/chartex" xmlns:cx6="http://schemas.microsoft.com/office/drawing/2016/5/12/chartex" xmlns:cx7="http://schemas.microsoft.com/office/drawing/2016/5/13/chartex" xmlns:cx8="http://schemas.microsoft.com/office/drawing/2016/5/14/chartex" xmlns:mc="http://schemas.openxmlformats.org/markup-compatibility/2006" xmlns:aink="http://schemas.microsoft.com/office/drawing/2016/ink" xmlns:am3d="http://schemas.microsoft.com/office/drawing/2017/model3d" xmlns:o="urn:schemas-microsoft-com:office:office" xmlns:r="http://schemas.openxmlformats.org/officeDocument/2006/relationships" xmlns:m="http://schemas.openxmlformats.org/officeDocument/2006/math" xmlns:v="urn:schemas-microsoft-com:vml" xmlns:wp14="http://schemas.microsoft.com/office/word/2010/wordprocessingDrawing" xmlns:wp="http://schemas.openxmlformats.org/drawingml/2006/wordprocessingDrawing" xmlns:w10="urn:schemas-microsoft-com:office:word" xmlns:w="http://schemas.openxmlformats.org/wordprocessingml/2006/main" xmlns:w14="http://schemas.microsoft.com/office/word/2010/wordml" xmlns:w15="http://schemas.microsoft.com/office/word/2012/wordml" xmlns:w16cid="http://schemas.microsoft.com/office/word/2016/wordml/cid" xmlns:w16se="http://schemas.microsoft.com/office/word/2015/wordml/symex" xmlns:wpg="http://schemas.microsoft.com/office/word/2010/wordprocessingGroup" xmlns:wpi="http://schemas.microsoft.com/office/word/2010/wordprocessingInk" xmlns:wne="http://schemas.microsoft.com/office/word/2006/wordml" xmlns:wps="http://schemas.microsoft.com/office/word/2010/wordprocessingShape" mc:Ignorable="w14 w15 w16se w16cid wp14">
+<w:hdr xmlns:wpc="http://schemas.microsoft.com/office/word/2010/wordprocessingCanvas" xmlns:cx="http://schemas.microsoft.com/office/drawing/2014/chartex" xmlns:cx1="http://schemas.microsoft.com/office/drawing/2015/9/8/chartex" xmlns:cx2="http://schemas.microsoft.com/office/drawing/2015/10/21/chartex" xmlns:cx3="http://schemas.microsoft.com/office/drawing/2016/5/9/chartex" xmlns:cx4="http://schemas.microsoft.com/office/drawing/2016/5/10/chartex" xmlns:cx5="http://schemas.microsoft.com/office/drawing/2016/5/11/chartex" xmlns:cx6="http://schemas.microsoft.com/office/drawing/2016/5/12/chartex" xmlns:cx7="http://schemas.microsoft.com/office/drawing/2016/5/13/chartex" xmlns:cx8="http://schemas.microsoft.com/office/drawing/2016/5/14/chartex" xmlns:mc="http://schemas.openxmlformats.org/markup-compatibility/2006" xmlns:aink="http://schemas.microsoft.com/office/drawing/2016/ink" xmlns:am3d="http://schemas.microsoft.com/office/drawing/2017/model3d" xmlns:o="urn:schemas-microsoft-com:office:office" xmlns:oel="http://schemas.microsoft.com/office/2019/extlst" xmlns:r="http://schemas.openxmlformats.org/officeDocument/2006/relationships" xmlns:m="http://schemas.openxmlformats.org/officeDocument/2006/math" xmlns:v="urn:schemas-microsoft-com:vml" xmlns:wp14="http://schemas.microsoft.com/office/word/2010/wordprocessingDrawing" xmlns:wp="http://schemas.openxmlformats.org/drawingml/2006/wordprocessingDrawing" xmlns:w10="urn:schemas-microsoft-com:office:word" xmlns:w="http://schemas.openxmlformats.org/wordprocessingml/2006/main" xmlns:w14="http://schemas.microsoft.com/office/word/2010/wordml" xmlns:w15="http://schemas.microsoft.com/office/word/2012/wordml" xmlns:w16cex="http://schemas.microsoft.com/office/word/2018/wordml/cex" xmlns:w16cid="http://schemas.microsoft.com/office/word/2016/wordml/cid" xmlns:w16="http://schemas.microsoft.com/office/word/2018/wordml" xmlns:w16du="http://schemas.microsoft.com/office/word/2023/wordml/word16du" xmlns:w16sdtdh="http://schemas.microsoft.com/office/word/2020/wordml/sdtdatahash" xmlns:w16sdtfl="http://schemas.microsoft.com/office/word/2024/wordml/sdtformatlock" xmlns:w16se="http://schemas.microsoft.com/office/word/2015/wordml/symex" xmlns:wpg="http://schemas.microsoft.com/office/word/2010/wordprocessingGroup" xmlns:wpi="http://schemas.microsoft.com/office/word/2010/wordprocessingInk" xmlns:wne="http://schemas.microsoft.com/office/word/2006/wordml" xmlns:wps="http://schemas.microsoft.com/office/word/2010/wordprocessingShape" mc:Ignorable="w14 w15 w16se w16cid w16 w16cex w16sdtdh w16sdtfl w16du wp14">
   <w:p>
     <w:pPr>
       <w:pBdr>
@@ -2797,7 +2902,7 @@
 </file>
 
 <file path=word/numbering.xml><?xml version="1.0" encoding="utf-8"?>
-<w:numbering xmlns:wpc="http://schemas.microsoft.com/office/word/2010/wordprocessingCanvas" xmlns:cx="http://schemas.microsoft.com/office/drawing/2014/chartex" xmlns:cx1="http://schemas.microsoft.com/office/drawing/2015/9/8/chartex" xmlns:cx2="http://schemas.microsoft.com/office/drawing/2015/10/21/chartex" xmlns:cx3="http://schemas.microsoft.com/office/drawing/2016/5/9/chartex" xmlns:cx4="http://schemas.microsoft.com/office/drawing/2016/5/10/chartex" xmlns:cx5="http://schemas.microsoft.com/office/drawing/2016/5/11/chartex" xmlns:cx6="http://schemas.microsoft.com/office/drawing/2016/5/12/chartex" xmlns:cx7="http://schemas.microsoft.com/office/drawing/2016/5/13/chartex" xmlns:cx8="http://schemas.microsoft.com/office/drawing/2016/5/14/chartex" xmlns:mc="http://schemas.openxmlformats.org/markup-compatibility/2006" xmlns:aink="http://schemas.microsoft.com/office/drawing/2016/ink" xmlns:am3d="http://schemas.microsoft.com/office/drawing/2017/model3d" xmlns:o="urn:schemas-microsoft-com:office:office" xmlns:r="http://schemas.openxmlformats.org/officeDocument/2006/relationships" xmlns:m="http://schemas.openxmlformats.org/officeDocument/2006/math" xmlns:v="urn:schemas-microsoft-com:vml" xmlns:wp14="http://schemas.microsoft.com/office/word/2010/wordprocessingDrawing" xmlns:wp="http://schemas.openxmlformats.org/drawingml/2006/wordprocessingDrawing" xmlns:w10="urn:schemas-microsoft-com:office:word" xmlns:w="http://schemas.openxmlformats.org/wordprocessingml/2006/main" xmlns:w14="http://schemas.microsoft.com/office/word/2010/wordml" xmlns:w15="http://schemas.microsoft.com/office/word/2012/wordml" xmlns:w16cid="http://schemas.microsoft.com/office/word/2016/wordml/cid" xmlns:w16se="http://schemas.microsoft.com/office/word/2015/wordml/symex" xmlns:wpg="http://schemas.microsoft.com/office/word/2010/wordprocessingGroup" xmlns:wpi="http://schemas.microsoft.com/office/word/2010/wordprocessingInk" xmlns:wne="http://schemas.microsoft.com/office/word/2006/wordml" xmlns:wps="http://schemas.microsoft.com/office/word/2010/wordprocessingShape" mc:Ignorable="w14 w15 w16se w16cid wp14">
+<w:numbering xmlns:wpc="http://schemas.microsoft.com/office/word/2010/wordprocessingCanvas" xmlns:cx="http://schemas.microsoft.com/office/drawing/2014/chartex" xmlns:cx1="http://schemas.microsoft.com/office/drawing/2015/9/8/chartex" xmlns:cx2="http://schemas.microsoft.com/office/drawing/2015/10/21/chartex" xmlns:cx3="http://schemas.microsoft.com/office/drawing/2016/5/9/chartex" xmlns:cx4="http://schemas.microsoft.com/office/drawing/2016/5/10/chartex" xmlns:cx5="http://schemas.microsoft.com/office/drawing/2016/5/11/chartex" xmlns:cx6="http://schemas.microsoft.com/office/drawing/2016/5/12/chartex" xmlns:cx7="http://schemas.microsoft.com/office/drawing/2016/5/13/chartex" xmlns:cx8="http://schemas.microsoft.com/office/drawing/2016/5/14/chartex" xmlns:mc="http://schemas.openxmlformats.org/markup-compatibility/2006" xmlns:aink="http://schemas.microsoft.com/office/drawing/2016/ink" xmlns:am3d="http://schemas.microsoft.com/office/drawing/2017/model3d" xmlns:o="urn:schemas-microsoft-com:office:office" xmlns:oel="http://schemas.microsoft.com/office/2019/extlst" xmlns:r="http://schemas.openxmlformats.org/officeDocument/2006/relationships" xmlns:m="http://schemas.openxmlformats.org/officeDocument/2006/math" xmlns:v="urn:schemas-microsoft-com:vml" xmlns:wp14="http://schemas.microsoft.com/office/word/2010/wordprocessingDrawing" xmlns:wp="http://schemas.openxmlformats.org/drawingml/2006/wordprocessingDrawing" xmlns:w10="urn:schemas-microsoft-com:office:word" xmlns:w="http://schemas.openxmlformats.org/wordprocessingml/2006/main" xmlns:w14="http://schemas.microsoft.com/office/word/2010/wordml" xmlns:w15="http://schemas.microsoft.com/office/word/2012/wordml" xmlns:w16cex="http://schemas.microsoft.com/office/word/2018/wordml/cex" xmlns:w16cid="http://schemas.microsoft.com/office/word/2016/wordml/cid" xmlns:w16="http://schemas.microsoft.com/office/word/2018/wordml" xmlns:w16du="http://schemas.microsoft.com/office/word/2023/wordml/word16du" xmlns:w16sdtdh="http://schemas.microsoft.com/office/word/2020/wordml/sdtdatahash" xmlns:w16sdtfl="http://schemas.microsoft.com/office/word/2024/wordml/sdtformatlock" xmlns:w16se="http://schemas.microsoft.com/office/word/2015/wordml/symex" xmlns:wpg="http://schemas.microsoft.com/office/word/2010/wordprocessingGroup" xmlns:wpi="http://schemas.microsoft.com/office/word/2010/wordprocessingInk" xmlns:wne="http://schemas.microsoft.com/office/word/2006/wordml" xmlns:wps="http://schemas.microsoft.com/office/word/2010/wordprocessingShape" mc:Ignorable="w14 w15 w16se w16cid w16 w16cex w16sdtdh w16sdtfl w16du wp14">
   <w:abstractNum w:abstractNumId="0" w15:restartNumberingAfterBreak="0">
     <w:nsid w:val="142E6672"/>
     <w:multiLevelType w:val="hybridMultilevel"/>
@@ -3401,29 +3506,29 @@
       </w:rPr>
     </w:lvl>
   </w:abstractNum>
-  <w:num w:numId="1">
+  <w:num w:numId="1" w16cid:durableId="1973710514">
     <w:abstractNumId w:val="4"/>
   </w:num>
-  <w:num w:numId="2">
+  <w:num w:numId="2" w16cid:durableId="1119225504">
     <w:abstractNumId w:val="1"/>
   </w:num>
-  <w:num w:numId="3">
+  <w:num w:numId="3" w16cid:durableId="578177651">
     <w:abstractNumId w:val="0"/>
   </w:num>
-  <w:num w:numId="4">
+  <w:num w:numId="4" w16cid:durableId="656768698">
     <w:abstractNumId w:val="5"/>
   </w:num>
-  <w:num w:numId="5">
+  <w:num w:numId="5" w16cid:durableId="681858494">
     <w:abstractNumId w:val="3"/>
   </w:num>
-  <w:num w:numId="6">
+  <w:num w:numId="6" w16cid:durableId="1493107184">
     <w:abstractNumId w:val="2"/>
   </w:num>
 </w:numbering>
 </file>
 
 <file path=word/styles.xml><?xml version="1.0" encoding="utf-8"?>
-<w:styles xmlns:mc="http://schemas.openxmlformats.org/markup-compatibility/2006" xmlns:r="http://schemas.openxmlformats.org/officeDocument/2006/relationships" xmlns:w="http://schemas.openxmlformats.org/wordprocessingml/2006/main" xmlns:w14="http://schemas.microsoft.com/office/word/2010/wordml" xmlns:w15="http://schemas.microsoft.com/office/word/2012/wordml" xmlns:w16cid="http://schemas.microsoft.com/office/word/2016/wordml/cid" xmlns:w16se="http://schemas.microsoft.com/office/word/2015/wordml/symex" mc:Ignorable="w14 w15 w16se w16cid">
+<w:styles xmlns:mc="http://schemas.openxmlformats.org/markup-compatibility/2006" xmlns:r="http://schemas.openxmlformats.org/officeDocument/2006/relationships" xmlns:w="http://schemas.openxmlformats.org/wordprocessingml/2006/main" xmlns:w14="http://schemas.microsoft.com/office/word/2010/wordml" xmlns:w15="http://schemas.microsoft.com/office/word/2012/wordml" xmlns:w16cex="http://schemas.microsoft.com/office/word/2018/wordml/cex" xmlns:w16cid="http://schemas.microsoft.com/office/word/2016/wordml/cid" xmlns:w16="http://schemas.microsoft.com/office/word/2018/wordml" xmlns:w16du="http://schemas.microsoft.com/office/word/2023/wordml/word16du" xmlns:w16sdtdh="http://schemas.microsoft.com/office/word/2020/wordml/sdtdatahash" xmlns:w16sdtfl="http://schemas.microsoft.com/office/word/2024/wordml/sdtformatlock" xmlns:w16se="http://schemas.microsoft.com/office/word/2015/wordml/symex" mc:Ignorable="w14 w15 w16se w16cid w16 w16cex w16sdtdh w16sdtfl w16du">
   <w:docDefaults>
     <w:rPrDefault>
       <w:rPr>
@@ -3439,7 +3544,7 @@
       </w:pPr>
     </w:pPrDefault>
   </w:docDefaults>
-  <w:latentStyles w:defLockedState="0" w:defUIPriority="99" w:defSemiHidden="0" w:defUnhideWhenUsed="0" w:defQFormat="0" w:count="375">
+  <w:latentStyles w:defLockedState="0" w:defUIPriority="99" w:defSemiHidden="0" w:defUnhideWhenUsed="0" w:defQFormat="0" w:count="376">
     <w:lsdException w:name="Normal" w:uiPriority="0" w:qFormat="1"/>
     <w:lsdException w:name="heading 1" w:uiPriority="9" w:qFormat="1"/>
     <w:lsdException w:name="heading 2" w:semiHidden="1" w:uiPriority="9" w:unhideWhenUsed="1" w:qFormat="1"/>
@@ -3815,13 +3920,14 @@
     <w:lsdException w:name="Smart Hyperlink" w:semiHidden="1" w:unhideWhenUsed="1"/>
     <w:lsdException w:name="Hashtag" w:semiHidden="1" w:unhideWhenUsed="1"/>
     <w:lsdException w:name="Unresolved Mention" w:semiHidden="1" w:unhideWhenUsed="1"/>
+    <w:lsdException w:name="Smart Link" w:semiHidden="1" w:unhideWhenUsed="1"/>
   </w:latentStyles>
   <w:style w:type="paragraph" w:default="1" w:styleId="Normal">
     <w:name w:val="Normal"/>
     <w:qFormat/>
     <w:rsid w:val="007D3033"/>
   </w:style>
-  <w:style w:type="paragraph" w:styleId="Ttol1">
+  <w:style w:type="paragraph" w:styleId="Heading1">
     <w:name w:val="heading 1"/>
     <w:basedOn w:val="Normal"/>
     <w:next w:val="Normal"/>
@@ -3839,7 +3945,7 @@
       <w:szCs w:val="48"/>
     </w:rPr>
   </w:style>
-  <w:style w:type="paragraph" w:styleId="Ttol2">
+  <w:style w:type="paragraph" w:styleId="Heading2">
     <w:name w:val="heading 2"/>
     <w:basedOn w:val="Normal"/>
     <w:next w:val="Normal"/>
@@ -3859,7 +3965,7 @@
       <w:szCs w:val="36"/>
     </w:rPr>
   </w:style>
-  <w:style w:type="paragraph" w:styleId="Ttol3">
+  <w:style w:type="paragraph" w:styleId="Heading3">
     <w:name w:val="heading 3"/>
     <w:basedOn w:val="Normal"/>
     <w:next w:val="Normal"/>
@@ -3879,7 +3985,7 @@
       <w:szCs w:val="28"/>
     </w:rPr>
   </w:style>
-  <w:style w:type="paragraph" w:styleId="Ttol4">
+  <w:style w:type="paragraph" w:styleId="Heading4">
     <w:name w:val="heading 4"/>
     <w:basedOn w:val="Normal"/>
     <w:next w:val="Normal"/>
@@ -3899,7 +4005,7 @@
       <w:szCs w:val="24"/>
     </w:rPr>
   </w:style>
-  <w:style w:type="paragraph" w:styleId="Ttol5">
+  <w:style w:type="paragraph" w:styleId="Heading5">
     <w:name w:val="heading 5"/>
     <w:basedOn w:val="Normal"/>
     <w:next w:val="Normal"/>
@@ -3917,7 +4023,7 @@
       <w:b/>
     </w:rPr>
   </w:style>
-  <w:style w:type="paragraph" w:styleId="Ttol6">
+  <w:style w:type="paragraph" w:styleId="Heading6">
     <w:name w:val="heading 6"/>
     <w:basedOn w:val="Normal"/>
     <w:next w:val="Normal"/>
@@ -3937,13 +4043,13 @@
       <w:szCs w:val="20"/>
     </w:rPr>
   </w:style>
-  <w:style w:type="character" w:default="1" w:styleId="Lletraperdefectedelpargraf">
+  <w:style w:type="character" w:default="1" w:styleId="DefaultParagraphFont">
     <w:name w:val="Default Paragraph Font"/>
     <w:uiPriority w:val="1"/>
     <w:semiHidden/>
     <w:unhideWhenUsed/>
   </w:style>
-  <w:style w:type="table" w:default="1" w:styleId="Taulanormal">
+  <w:style w:type="table" w:default="1" w:styleId="TableNormal">
     <w:name w:val="Normal Table"/>
     <w:uiPriority w:val="99"/>
     <w:semiHidden/>
@@ -3958,13 +4064,13 @@
       </w:tblCellMar>
     </w:tblPr>
   </w:style>
-  <w:style w:type="numbering" w:default="1" w:styleId="Sensellista">
+  <w:style w:type="numbering" w:default="1" w:styleId="NoList">
     <w:name w:val="No List"/>
     <w:uiPriority w:val="99"/>
     <w:semiHidden/>
     <w:unhideWhenUsed/>
   </w:style>
-  <w:style w:type="paragraph" w:styleId="Ttol">
+  <w:style w:type="paragraph" w:styleId="Title">
     <w:name w:val="Title"/>
     <w:basedOn w:val="Normal"/>
     <w:next w:val="Normal"/>
@@ -3981,9 +4087,9 @@
       <w:szCs w:val="72"/>
     </w:rPr>
   </w:style>
-  <w:style w:type="table" w:styleId="Taulaambquadrcula">
+  <w:style w:type="table" w:styleId="TableGrid">
     <w:name w:val="Table Grid"/>
-    <w:basedOn w:val="Taulanormal"/>
+    <w:basedOn w:val="TableNormal"/>
     <w:uiPriority w:val="39"/>
     <w:rsid w:val="00883E7F"/>
     <w:pPr>
@@ -4000,10 +4106,10 @@
       </w:tblBorders>
     </w:tblPr>
   </w:style>
-  <w:style w:type="paragraph" w:styleId="Capalera">
+  <w:style w:type="paragraph" w:styleId="Header">
     <w:name w:val="header"/>
     <w:basedOn w:val="Normal"/>
-    <w:link w:val="CapaleraCar"/>
+    <w:link w:val="HeaderChar"/>
     <w:uiPriority w:val="99"/>
     <w:unhideWhenUsed/>
     <w:rsid w:val="00C322FF"/>
@@ -4015,17 +4121,17 @@
       <w:spacing w:after="0" w:line="240" w:lineRule="auto"/>
     </w:pPr>
   </w:style>
-  <w:style w:type="character" w:customStyle="1" w:styleId="CapaleraCar">
-    <w:name w:val="Capçalera Car"/>
-    <w:basedOn w:val="Lletraperdefectedelpargraf"/>
-    <w:link w:val="Capalera"/>
+  <w:style w:type="character" w:customStyle="1" w:styleId="HeaderChar">
+    <w:name w:val="Header Char"/>
+    <w:basedOn w:val="DefaultParagraphFont"/>
+    <w:link w:val="Header"/>
     <w:uiPriority w:val="99"/>
     <w:rsid w:val="00C322FF"/>
   </w:style>
-  <w:style w:type="paragraph" w:styleId="Peu">
+  <w:style w:type="paragraph" w:styleId="Footer">
     <w:name w:val="footer"/>
     <w:basedOn w:val="Normal"/>
-    <w:link w:val="PeuCar"/>
+    <w:link w:val="FooterChar"/>
     <w:uiPriority w:val="99"/>
     <w:unhideWhenUsed/>
     <w:rsid w:val="00C322FF"/>
@@ -4037,14 +4143,14 @@
       <w:spacing w:after="0" w:line="240" w:lineRule="auto"/>
     </w:pPr>
   </w:style>
-  <w:style w:type="character" w:customStyle="1" w:styleId="PeuCar">
-    <w:name w:val="Peu Car"/>
-    <w:basedOn w:val="Lletraperdefectedelpargraf"/>
-    <w:link w:val="Peu"/>
+  <w:style w:type="character" w:customStyle="1" w:styleId="FooterChar">
+    <w:name w:val="Footer Char"/>
+    <w:basedOn w:val="DefaultParagraphFont"/>
+    <w:link w:val="Footer"/>
     <w:uiPriority w:val="99"/>
     <w:rsid w:val="00C322FF"/>
   </w:style>
-  <w:style w:type="paragraph" w:styleId="Subttol">
+  <w:style w:type="paragraph" w:styleId="Subtitle">
     <w:name w:val="Subtitle"/>
     <w:basedOn w:val="Normal"/>
     <w:next w:val="Normal"/>
@@ -4064,7 +4170,7 @@
     </w:rPr>
   </w:style>
   <w:style w:type="table" w:customStyle="1" w:styleId="a">
-    <w:basedOn w:val="Taulanormal"/>
+    <w:basedOn w:val="TableNormal"/>
     <w:pPr>
       <w:spacing w:after="0" w:line="240" w:lineRule="auto"/>
     </w:pPr>
@@ -4074,7 +4180,7 @@
     </w:tblPr>
   </w:style>
   <w:style w:type="table" w:customStyle="1" w:styleId="a0">
-    <w:basedOn w:val="Taulanormal"/>
+    <w:basedOn w:val="TableNormal"/>
     <w:pPr>
       <w:spacing w:after="0" w:line="240" w:lineRule="auto"/>
     </w:pPr>
@@ -4084,7 +4190,7 @@
     </w:tblPr>
   </w:style>
   <w:style w:type="table" w:customStyle="1" w:styleId="a1">
-    <w:basedOn w:val="Taulanormal"/>
+    <w:basedOn w:val="TableNormal"/>
     <w:pPr>
       <w:spacing w:after="0" w:line="240" w:lineRule="auto"/>
     </w:pPr>
@@ -4094,7 +4200,7 @@
     </w:tblPr>
   </w:style>
   <w:style w:type="table" w:customStyle="1" w:styleId="a2">
-    <w:basedOn w:val="Taulanormal"/>
+    <w:basedOn w:val="TableNormal"/>
     <w:pPr>
       <w:spacing w:after="0" w:line="240" w:lineRule="auto"/>
     </w:pPr>
@@ -4104,7 +4210,7 @@
     </w:tblPr>
   </w:style>
   <w:style w:type="table" w:customStyle="1" w:styleId="a3">
-    <w:basedOn w:val="Taulanormal"/>
+    <w:basedOn w:val="TableNormal"/>
     <w:tblPr>
       <w:tblStyleRowBandSize w:val="1"/>
       <w:tblStyleColBandSize w:val="1"/>
@@ -4116,7 +4222,7 @@
       </w:tblCellMar>
     </w:tblPr>
   </w:style>
-  <w:style w:type="paragraph" w:styleId="Pargrafdellista">
+  <w:style w:type="paragraph" w:styleId="ListParagraph">
     <w:name w:val="List Paragraph"/>
     <w:basedOn w:val="Normal"/>
     <w:uiPriority w:val="34"/>
@@ -4426,6 +4532,12 @@
 </file>
 
 <file path=customXml/item1.xml><?xml version="1.0" encoding="utf-8"?>
+<go:gDocsCustomXmlDataStorage xmlns:go="http://customooxmlschemas.google.com/" xmlns:r="http://schemas.openxmlformats.org/officeDocument/2006/relationships" uri="GoogleDocsCustomDataVersion2">
+  <go:docsCustomData xmlns:go="http://customooxmlschemas.google.com/" roundtripDataSignature="AMtx7miVhP39HSYaoxvip+MWbGrzGbcEAA==">CgMxLjAaHwoBMBIaChgICVIUChJ0YWJsZS5zNGN5NW5pdWEzYTM4AHIhMXFwSDEzcVFvNTVjcEgwRFlCMnVwbTJXeEFCTTJRZjB2</go:docsCustomData>
+</go:gDocsCustomXmlDataStorage>
+</file>
+
+<file path=customXml/item2.xml><?xml version="1.0" encoding="utf-8"?>
 <ct:contentTypeSchema xmlns:ct="http://schemas.microsoft.com/office/2006/metadata/contentType" xmlns:ma="http://schemas.microsoft.com/office/2006/metadata/properties/metaAttributes" ct:_="" ma:_="" ma:contentTypeName="Document" ma:contentTypeID="0x01010035907C1011F1274CB682DCE9FE5DE04D" ma:contentTypeVersion="12" ma:contentTypeDescription="Crea un document nou" ma:contentTypeScope="" ma:versionID="5216aea615e1555b53832dbfa0e17811">
   <xsd:schema xmlns:xsd="http://www.w3.org/2001/XMLSchema" xmlns:xs="http://www.w3.org/2001/XMLSchema" xmlns:p="http://schemas.microsoft.com/office/2006/metadata/properties" xmlns:ns3="98f7756a-c037-4f8d-a3e6-2cf8de8b81aa" targetNamespace="http://schemas.microsoft.com/office/2006/metadata/properties" ma:root="true" ma:fieldsID="bd2d1955c1e25c982d0bb077cd699a2d" ns3:_="">
     <xsd:import namespace="98f7756a-c037-4f8d-a3e6-2cf8de8b81aa"/>
@@ -4619,21 +4731,7 @@
 </ct:contentTypeSchema>
 </file>
 
-<file path=customXml/item2.xml><?xml version="1.0" encoding="utf-8"?>
-<go:gDocsCustomXmlDataStorage xmlns:go="http://customooxmlschemas.google.com/" xmlns:r="http://schemas.openxmlformats.org/officeDocument/2006/relationships" uri="GoogleDocsCustomDataVersion2">
-  <go:docsCustomData xmlns:go="http://customooxmlschemas.google.com/" roundtripDataSignature="AMtx7miVhP39HSYaoxvip+MWbGrzGbcEAA==">CgMxLjAaHwoBMBIaChgICVIUChJ0YWJsZS5zNGN5NW5pdWEzYTM4AHIhMXFwSDEzcVFvNTVjcEgwRFlCMnVwbTJXeEFCTTJRZjB2</go:docsCustomData>
-</go:gDocsCustomXmlDataStorage>
-</file>
-
 <file path=customXml/item3.xml><?xml version="1.0" encoding="utf-8"?>
-<p:properties xmlns:p="http://schemas.microsoft.com/office/2006/metadata/properties" xmlns:xsi="http://www.w3.org/2001/XMLSchema-instance" xmlns:pc="http://schemas.microsoft.com/office/infopath/2007/PartnerControls">
-  <documentManagement>
-    <_activity xmlns="98f7756a-c037-4f8d-a3e6-2cf8de8b81aa" xsi:nil="true"/>
-  </documentManagement>
-</p:properties>
-</file>
-
-<file path=customXml/item4.xml><?xml version="1.0" encoding="utf-8"?>
 <?mso-contentType ?>
 <FormTemplates xmlns="http://schemas.microsoft.com/sharepoint/v3/contenttype/forms">
   <Display>DocumentLibraryForm</Display>
@@ -4642,7 +4740,24 @@
 </FormTemplates>
 </file>
 
+<file path=customXml/item4.xml><?xml version="1.0" encoding="utf-8"?>
+<p:properties xmlns:p="http://schemas.microsoft.com/office/2006/metadata/properties" xmlns:xsi="http://www.w3.org/2001/XMLSchema-instance" xmlns:pc="http://schemas.microsoft.com/office/infopath/2007/PartnerControls">
+  <documentManagement>
+    <_activity xmlns="98f7756a-c037-4f8d-a3e6-2cf8de8b81aa" xsi:nil="true"/>
+  </documentManagement>
+</p:properties>
+</file>
+
 <file path=customXml/itemProps1.xml><?xml version="1.0" encoding="utf-8"?>
+<ds:datastoreItem xmlns:ds="http://schemas.openxmlformats.org/officeDocument/2006/customXml" ds:itemID="{11111111-1234-1234-1234-123412341234}">
+  <ds:schemaRefs>
+    <ds:schemaRef ds:uri="http://customooxmlschemas.google.com/"/>
+    <ds:schemaRef ds:uri="http://schemas.openxmlformats.org/officeDocument/2006/relationships"/>
+  </ds:schemaRefs>
+</ds:datastoreItem>
+</file>
+
+<file path=customXml/itemProps2.xml><?xml version="1.0" encoding="utf-8"?>
 <ds:datastoreItem xmlns:ds="http://schemas.openxmlformats.org/officeDocument/2006/customXml" ds:itemID="{95BA8913-E15E-4E2E-A7A9-928ABA904E80}">
   <ds:schemaRefs>
     <ds:schemaRef ds:uri="http://schemas.microsoft.com/office/2006/metadata/contentType"/>
@@ -4660,35 +4775,20 @@
 </ds:datastoreItem>
 </file>
 
-<file path=customXml/itemProps2.xml><?xml version="1.0" encoding="utf-8"?>
-<ds:datastoreItem xmlns:ds="http://schemas.openxmlformats.org/officeDocument/2006/customXml" ds:itemID="{11111111-1234-1234-1234-123412341234}">
+<file path=customXml/itemProps3.xml><?xml version="1.0" encoding="utf-8"?>
+<ds:datastoreItem xmlns:ds="http://schemas.openxmlformats.org/officeDocument/2006/customXml" ds:itemID="{E6DFC28C-1EC3-48F5-B22A-6B4DA3C82E14}">
   <ds:schemaRefs>
-    <ds:schemaRef ds:uri="http://customooxmlschemas.google.com/"/>
-    <ds:schemaRef ds:uri="http://schemas.openxmlformats.org/officeDocument/2006/relationships"/>
-  </ds:schemaRefs>
-</ds:datastoreItem>
-</file>
-
-<file path=customXml/itemProps3.xml><?xml version="1.0" encoding="utf-8"?>
-<ds:datastoreItem xmlns:ds="http://schemas.openxmlformats.org/officeDocument/2006/customXml" ds:itemID="{5861E584-1745-4ADF-9534-5FEC0715AA6C}">
-  <ds:schemaRefs>
-    <ds:schemaRef ds:uri="http://schemas.microsoft.com/office/infopath/2007/PartnerControls"/>
-    <ds:schemaRef ds:uri="http://purl.org/dc/elements/1.1/"/>
-    <ds:schemaRef ds:uri="http://schemas.microsoft.com/office/2006/documentManagement/types"/>
-    <ds:schemaRef ds:uri="http://purl.org/dc/terms/"/>
-    <ds:schemaRef ds:uri="http://schemas.openxmlformats.org/package/2006/metadata/core-properties"/>
-    <ds:schemaRef ds:uri="http://purl.org/dc/dcmitype/"/>
-    <ds:schemaRef ds:uri="98f7756a-c037-4f8d-a3e6-2cf8de8b81aa"/>
-    <ds:schemaRef ds:uri="http://schemas.microsoft.com/office/2006/metadata/properties"/>
-    <ds:schemaRef ds:uri="http://www.w3.org/XML/1998/namespace"/>
+    <ds:schemaRef ds:uri="http://schemas.microsoft.com/sharepoint/v3/contenttype/forms"/>
   </ds:schemaRefs>
 </ds:datastoreItem>
 </file>
 
 <file path=customXml/itemProps4.xml><?xml version="1.0" encoding="utf-8"?>
-<ds:datastoreItem xmlns:ds="http://schemas.openxmlformats.org/officeDocument/2006/customXml" ds:itemID="{E6DFC28C-1EC3-48F5-B22A-6B4DA3C82E14}">
+<ds:datastoreItem xmlns:ds="http://schemas.openxmlformats.org/officeDocument/2006/customXml" ds:itemID="{5861E584-1745-4ADF-9534-5FEC0715AA6C}">
   <ds:schemaRefs>
-    <ds:schemaRef ds:uri="http://schemas.microsoft.com/sharepoint/v3/contenttype/forms"/>
+    <ds:schemaRef ds:uri="http://schemas.microsoft.com/office/2006/metadata/properties"/>
+    <ds:schemaRef ds:uri="http://schemas.microsoft.com/office/infopath/2007/PartnerControls"/>
+    <ds:schemaRef ds:uri="98f7756a-c037-4f8d-a3e6-2cf8de8b81aa"/>
   </ds:schemaRefs>
 </ds:datastoreItem>
 </file>